--- a/organic-chemistry/word-docs/Ch11_Multi_Step_Synthesis_Answer_Key.docx
+++ b/organic-chemistry/word-docs/Ch11_Multi_Step_Synthesis_Answer_Key.docx
@@ -858,7 +858,7 @@
       <w:r>
         <w:drawing>
           <wp:inline xmlns:a="http://schemas.openxmlformats.org/drawingml/2006/main" xmlns:pic="http://schemas.openxmlformats.org/drawingml/2006/picture">
-            <wp:extent cx="2279904" cy="1060704"/>
+            <wp:extent cx="1780032" cy="1645920"/>
             <wp:docPr id="7" name="Picture 7"/>
             <wp:cNvGraphicFramePr>
               <a:graphicFrameLocks noChangeAspect="1"/>
@@ -867,11 +867,11 @@
               <a:graphicData uri="http://schemas.openxmlformats.org/drawingml/2006/picture">
                 <pic:pic>
                   <pic:nvPicPr>
-                    <pic:cNvPr id="0" name="C11F03_a.png"/>
+                    <pic:cNvPr id="0" name="C11F04_a.png"/>
                     <pic:cNvPicPr/>
                   </pic:nvPicPr>
                   <pic:blipFill>
-                    <a:blip r:embed="rId14"/>
+                    <a:blip r:embed="rId15"/>
                     <a:stretch>
                       <a:fillRect/>
                     </a:stretch>
@@ -879,7 +879,7 @@
                   <pic:spPr>
                     <a:xfrm>
                       <a:off x="0" y="0"/>
-                      <a:ext cx="2279904" cy="1060704"/>
+                      <a:ext cx="1780032" cy="1645920"/>
                     </a:xfrm>
                     <a:prstGeom prst="rect"/>
                   </pic:spPr>
@@ -995,7 +995,7 @@
                     <pic:cNvPicPr/>
                   </pic:nvPicPr>
                   <pic:blipFill>
-                    <a:blip r:embed="rId15"/>
+                    <a:blip r:embed="rId16"/>
                     <a:stretch>
                       <a:fillRect/>
                     </a:stretch>
@@ -1075,7 +1075,7 @@
                     <pic:cNvPicPr/>
                   </pic:nvPicPr>
                   <pic:blipFill>
-                    <a:blip r:embed="rId16"/>
+                    <a:blip r:embed="rId17"/>
                     <a:stretch>
                       <a:fillRect/>
                     </a:stretch>
@@ -1736,7 +1736,7 @@
                     <pic:cNvPicPr/>
                   </pic:nvPicPr>
                   <pic:blipFill>
-                    <a:blip r:embed="rId17"/>
+                    <a:blip r:embed="rId18"/>
                     <a:stretch>
                       <a:fillRect/>
                     </a:stretch>
@@ -1816,7 +1816,7 @@
                     <pic:cNvPicPr/>
                   </pic:nvPicPr>
                   <pic:blipFill>
-                    <a:blip r:embed="rId18"/>
+                    <a:blip r:embed="rId19"/>
                     <a:stretch>
                       <a:fillRect/>
                     </a:stretch>
@@ -1896,7 +1896,7 @@
                     <pic:cNvPicPr/>
                   </pic:nvPicPr>
                   <pic:blipFill>
-                    <a:blip r:embed="rId19"/>
+                    <a:blip r:embed="rId20"/>
                     <a:stretch>
                       <a:fillRect/>
                     </a:stretch>
@@ -1976,7 +1976,7 @@
                     <pic:cNvPicPr/>
                   </pic:nvPicPr>
                   <pic:blipFill>
-                    <a:blip r:embed="rId20"/>
+                    <a:blip r:embed="rId21"/>
                     <a:stretch>
                       <a:fillRect/>
                     </a:stretch>
@@ -2056,7 +2056,7 @@
                     <pic:cNvPicPr/>
                   </pic:nvPicPr>
                   <pic:blipFill>
-                    <a:blip r:embed="rId21"/>
+                    <a:blip r:embed="rId22"/>
                     <a:stretch>
                       <a:fillRect/>
                     </a:stretch>
@@ -2136,7 +2136,7 @@
                     <pic:cNvPicPr/>
                   </pic:nvPicPr>
                   <pic:blipFill>
-                    <a:blip r:embed="rId22"/>
+                    <a:blip r:embed="rId23"/>
                     <a:stretch>
                       <a:fillRect/>
                     </a:stretch>
@@ -2216,7 +2216,7 @@
                     <pic:cNvPicPr/>
                   </pic:nvPicPr>
                   <pic:blipFill>
-                    <a:blip r:embed="rId23"/>
+                    <a:blip r:embed="rId24"/>
                     <a:stretch>
                       <a:fillRect/>
                     </a:stretch>
@@ -2296,7 +2296,7 @@
                     <pic:cNvPicPr/>
                   </pic:nvPicPr>
                   <pic:blipFill>
-                    <a:blip r:embed="rId24"/>
+                    <a:blip r:embed="rId25"/>
                     <a:stretch>
                       <a:fillRect/>
                     </a:stretch>
@@ -2376,7 +2376,7 @@
                     <pic:cNvPicPr/>
                   </pic:nvPicPr>
                   <pic:blipFill>
-                    <a:blip r:embed="rId25"/>
+                    <a:blip r:embed="rId26"/>
                     <a:stretch>
                       <a:fillRect/>
                     </a:stretch>
@@ -2456,7 +2456,7 @@
                     <pic:cNvPicPr/>
                   </pic:nvPicPr>
                   <pic:blipFill>
-                    <a:blip r:embed="rId26"/>
+                    <a:blip r:embed="rId27"/>
                     <a:stretch>
                       <a:fillRect/>
                     </a:stretch>
@@ -2536,7 +2536,7 @@
                     <pic:cNvPicPr/>
                   </pic:nvPicPr>
                   <pic:blipFill>
-                    <a:blip r:embed="rId17"/>
+                    <a:blip r:embed="rId18"/>
                     <a:stretch>
                       <a:fillRect/>
                     </a:stretch>
@@ -2696,7 +2696,7 @@
                     <pic:cNvPicPr/>
                   </pic:nvPicPr>
                   <pic:blipFill>
-                    <a:blip r:embed="rId27"/>
+                    <a:blip r:embed="rId28"/>
                     <a:stretch>
                       <a:fillRect/>
                     </a:stretch>
@@ -2917,7 +2917,7 @@
                     <pic:cNvPicPr/>
                   </pic:nvPicPr>
                   <pic:blipFill>
-                    <a:blip r:embed="rId28"/>
+                    <a:blip r:embed="rId29"/>
                     <a:stretch>
                       <a:fillRect/>
                     </a:stretch>
@@ -3217,7 +3217,7 @@
                     <pic:cNvPicPr/>
                   </pic:nvPicPr>
                   <pic:blipFill>
-                    <a:blip r:embed="rId29"/>
+                    <a:blip r:embed="rId30"/>
                     <a:stretch>
                       <a:fillRect/>
                     </a:stretch>
@@ -3297,7 +3297,7 @@
                     <pic:cNvPicPr/>
                   </pic:nvPicPr>
                   <pic:blipFill>
-                    <a:blip r:embed="rId30"/>
+                    <a:blip r:embed="rId31"/>
                     <a:stretch>
                       <a:fillRect/>
                     </a:stretch>
@@ -3377,7 +3377,7 @@
                     <pic:cNvPicPr/>
                   </pic:nvPicPr>
                   <pic:blipFill>
-                    <a:blip r:embed="rId31"/>
+                    <a:blip r:embed="rId32"/>
                     <a:stretch>
                       <a:fillRect/>
                     </a:stretch>
@@ -3457,7 +3457,7 @@
                     <pic:cNvPicPr/>
                   </pic:nvPicPr>
                   <pic:blipFill>
-                    <a:blip r:embed="rId32"/>
+                    <a:blip r:embed="rId33"/>
                     <a:stretch>
                       <a:fillRect/>
                     </a:stretch>
@@ -3537,7 +3537,7 @@
                     <pic:cNvPicPr/>
                   </pic:nvPicPr>
                   <pic:blipFill>
-                    <a:blip r:embed="rId33"/>
+                    <a:blip r:embed="rId34"/>
                     <a:stretch>
                       <a:fillRect/>
                     </a:stretch>
@@ -3604,7 +3604,7 @@
       <w:r>
         <w:drawing>
           <wp:inline xmlns:a="http://schemas.openxmlformats.org/drawingml/2006/main" xmlns:pic="http://schemas.openxmlformats.org/drawingml/2006/picture">
-            <wp:extent cx="2791968" cy="1060704"/>
+            <wp:extent cx="2279904" cy="1645920"/>
             <wp:docPr id="29" name="Picture 29"/>
             <wp:cNvGraphicFramePr>
               <a:graphicFrameLocks noChangeAspect="1"/>
@@ -3613,11 +3613,11 @@
               <a:graphicData uri="http://schemas.openxmlformats.org/drawingml/2006/picture">
                 <pic:pic>
                   <pic:nvPicPr>
-                    <pic:cNvPr id="0" name="C11F09_a.png"/>
+                    <pic:cNvPr id="0" name="C11F23_a.png"/>
                     <pic:cNvPicPr/>
                   </pic:nvPicPr>
                   <pic:blipFill>
-                    <a:blip r:embed="rId19"/>
+                    <a:blip r:embed="rId35"/>
                     <a:stretch>
                       <a:fillRect/>
                     </a:stretch>
@@ -3625,7 +3625,7 @@
                   <pic:spPr>
                     <a:xfrm>
                       <a:off x="0" y="0"/>
-                      <a:ext cx="2791968" cy="1060704"/>
+                      <a:ext cx="2279904" cy="1645920"/>
                     </a:xfrm>
                     <a:prstGeom prst="rect"/>
                   </pic:spPr>
@@ -3697,7 +3697,7 @@
                     <pic:cNvPicPr/>
                   </pic:nvPicPr>
                   <pic:blipFill>
-                    <a:blip r:embed="rId34"/>
+                    <a:blip r:embed="rId36"/>
                     <a:stretch>
                       <a:fillRect/>
                     </a:stretch>
@@ -3777,7 +3777,7 @@
                     <pic:cNvPicPr/>
                   </pic:nvPicPr>
                   <pic:blipFill>
-                    <a:blip r:embed="rId35"/>
+                    <a:blip r:embed="rId37"/>
                     <a:stretch>
                       <a:fillRect/>
                     </a:stretch>
@@ -3857,7 +3857,7 @@
                     <pic:cNvPicPr/>
                   </pic:nvPicPr>
                   <pic:blipFill>
-                    <a:blip r:embed="rId36"/>
+                    <a:blip r:embed="rId38"/>
                     <a:stretch>
                       <a:fillRect/>
                     </a:stretch>
@@ -3937,7 +3937,7 @@
                     <pic:cNvPicPr/>
                   </pic:nvPicPr>
                   <pic:blipFill>
-                    <a:blip r:embed="rId37"/>
+                    <a:blip r:embed="rId39"/>
                     <a:stretch>
                       <a:fillRect/>
                     </a:stretch>
@@ -5681,7 +5681,7 @@
                     <pic:cNvPicPr/>
                   </pic:nvPicPr>
                   <pic:blipFill>
-                    <a:blip r:embed="rId38"/>
+                    <a:blip r:embed="rId40"/>
                     <a:stretch>
                       <a:fillRect/>
                     </a:stretch>
